--- a/companies/ashcombe-advisory/Engagements/Lee, Rice and Adams/Meeting Minutes 2022-01-25 - Lee, Rice and Adams.docx
+++ b/companies/ashcombe-advisory/Engagements/Lee, Rice and Adams/Meeting Minutes 2022-01-25 - Lee, Rice and Adams.docx
@@ -7,7 +7,12 @@
         <w:pStyle w:val="Heading1"/>
       </w:pPr>
       <w:r>
-        <w:t>Meeting Minutes: Crisis Communications for Lee, Rice and Adams</w:t>
+        <w:t>Engagement Review and Handover Planning</w:t>
+      </w:r>
+    </w:p>
+    <w:p>
+      <w:r>
+        <w:t>Working session minutes, Crisis Communications for Lee, Rice and Adams. Held by video conference, with Julie Hill in the chair and recording.</w:t>
       </w:r>
     </w:p>
     <w:p>
@@ -15,7 +20,7 @@
         <w:pStyle w:val="Heading2"/>
       </w:pPr>
       <w:r>
-        <w:t>Present</w:t>
+        <w:t>Attendance</w:t>
       </w:r>
     </w:p>
     <w:p>
@@ -23,7 +28,7 @@
         <w:pStyle w:val="ListBullet"/>
       </w:pPr>
       <w:r>
-        <w:t>Nancy Suarez, Communications Associate, Ashcombe Advisory Partners</w:t>
+        <w:t>Julie Hill (Managing Partner, Ashcombe Advisory Partners), chair</w:t>
       </w:r>
     </w:p>
     <w:p>
@@ -31,7 +36,7 @@
         <w:pStyle w:val="ListBullet"/>
       </w:pPr>
       <w:r>
-        <w:t>Amy Carter, Communications Associate, Ashcombe Advisory Partners</w:t>
+        <w:t>Megan Sutton (Director of Operations, Lee, Rice and Adams)</w:t>
       </w:r>
     </w:p>
     <w:p>
@@ -39,7 +44,15 @@
         <w:pStyle w:val="ListBullet"/>
       </w:pPr>
       <w:r>
-        <w:t>Megan Sutton, Director of Operations, Lee, Rice and Adams</w:t>
+        <w:t>Amy Carter (Communications Associate, Ashcombe Advisory Partners)</w:t>
+      </w:r>
+    </w:p>
+    <w:p>
+      <w:pPr>
+        <w:pStyle w:val="ListBullet"/>
+      </w:pPr>
+      <w:r>
+        <w:t>Nancy Suarez (Communications Associate, Ashcombe Advisory Partners)</w:t>
       </w:r>
     </w:p>
     <w:p>
@@ -47,57 +60,17 @@
         <w:pStyle w:val="Heading2"/>
       </w:pPr>
       <w:r>
-        <w:t>Matters discussed</w:t>
+        <w:t>1. Where the engagement stands</w:t>
       </w:r>
     </w:p>
     <w:p>
       <w:r>
-        <w:t>The team met by video to review the engagement in its later stage and to plan for close-out. Nancy Suarez chaired and recorded these minutes. The matter is quiet, and the discussion focused on the wind-down and handover.</w:t>
+        <w:t>Julie Hill opened by noting that the engagement is in its later phase and that the purpose of the session was to agree what must be complete before it concludes. Megan Sutton confirmed that the remaining remediation work is proceeding as planned and that operations expects to sign off its final milestone in the coming weeks.</w:t>
       </w:r>
     </w:p>
     <w:p>
       <w:r>
-        <w:t>Amy Carter reported that the proactive outreach is largely complete. The priority clients and referral sources have been contacted, the responses have been steady, and there is no sign the matter has cost the firm a core relationship.</w:t>
-      </w:r>
-    </w:p>
-    <w:p>
-      <w:r>
-        <w:t>Two clients had asked direct questions during the outreach. Both were answered from the standing lines, and neither has raised the matter since. Amy Carter judged the relationships intact.</w:t>
-      </w:r>
-    </w:p>
-    <w:p>
-      <w:r>
-        <w:t>Coverage has stopped. There has been no new reporting in several weeks, and monitoring is down to a weekly scan. The group agreed monitoring can end at close-out, with a note to the firm on how to watch for any late resurfacing on its own.</w:t>
-      </w:r>
-    </w:p>
-    <w:p>
-      <w:r>
-        <w:t>Megan Sutton confirmed that internal sentiment at Lee, Rice and Adams has recovered. The employee follow-up landed well, and there are no open questions from staff.</w:t>
-      </w:r>
-    </w:p>
-    <w:p>
-      <w:r>
-        <w:t>Nancy Suarez reported that the firm's website language and standard boilerplate still carry the crisis-period phrasing. The group agreed both should return to normal wording as part of close-out, so nothing keeps signalling an active matter once this one has passed.</w:t>
-      </w:r>
-    </w:p>
-    <w:p>
-      <w:r>
-        <w:t>The group turned to close-out. The remaining work is to refresh the firm's standard language for normal use, assemble a short handover pack, and hold a final review with leadership. Amy Carter will draft the handover; Nancy Suarez will assemble the file of statements and approvals for the client's records.</w:t>
-      </w:r>
-    </w:p>
-    <w:p>
-      <w:r>
-        <w:t>Nancy Suarez confirmed the file is nearly complete. Every statement, its approver, and the date it cleared is logged, and the only remaining gap is the last stretch of monitoring notes.</w:t>
-      </w:r>
-    </w:p>
-    <w:p>
-      <w:r>
-        <w:t>Megan Sutton asked whether the firm should keep any capability on standby after the engagement ends. The group agreed to include a brief section in the handover on what to do if the matter resurfaces, setting out who to call and the first steps, so the firm is not starting cold.</w:t>
-      </w:r>
-    </w:p>
-    <w:p>
-      <w:r>
-        <w:t>Amy Carter suggested a short closing note to the priority contacts who engaged during the outreach. The group agreed a brief, warm thank-you is worth sending as part of close-out, kept free of any reference to the matter itself.</w:t>
+        <w:t>Nancy Suarez confirmed that the inquiry log remains quiet, with recent questions limited to routine follow-ups from customers, and that no new statement has been required since the last working session.</w:t>
       </w:r>
     </w:p>
     <w:p>
@@ -105,193 +78,119 @@
         <w:pStyle w:val="Heading2"/>
       </w:pPr>
       <w:r>
-        <w:t>Actions</w:t>
+        <w:t>2. Closing customer and employee updates</w:t>
       </w:r>
     </w:p>
-    <w:tbl>
-      <w:tblPr>
-        <w:tblStyle w:val="TableGrid"/>
-        <w:tblW w:type="auto" w:w="0"/>
-        <w:tblLook w:firstColumn="1" w:firstRow="1" w:lastColumn="0" w:lastRow="0" w:noHBand="0" w:noVBand="1" w:val="04A0"/>
-      </w:tblPr>
-      <w:tblGrid>
-        <w:gridCol w:w="2880"/>
-        <w:gridCol w:w="2880"/>
-        <w:gridCol w:w="2880"/>
-      </w:tblGrid>
-      <w:tr>
-        <w:tc>
-          <w:tcPr>
-            <w:tcW w:type="dxa" w:w="2880"/>
-          </w:tcPr>
-          <w:p>
-            <w:r>
-              <w:rPr>
-                <w:b/>
-              </w:rPr>
-              <w:t>Action</w:t>
-            </w:r>
-          </w:p>
-        </w:tc>
-        <w:tc>
-          <w:tcPr>
-            <w:tcW w:type="dxa" w:w="2880"/>
-          </w:tcPr>
-          <w:p>
-            <w:r>
-              <w:rPr>
-                <w:b/>
-              </w:rPr>
-              <w:t>Owner</w:t>
-            </w:r>
-          </w:p>
-        </w:tc>
-        <w:tc>
-          <w:tcPr>
-            <w:tcW w:type="dxa" w:w="2880"/>
-          </w:tcPr>
-          <w:p>
-            <w:r>
-              <w:rPr>
-                <w:b/>
-              </w:rPr>
-              <w:t>Due</w:t>
-            </w:r>
-          </w:p>
-        </w:tc>
-      </w:tr>
-      <w:tr>
-        <w:tc>
-          <w:tcPr>
-            <w:tcW w:type="dxa" w:w="2880"/>
-          </w:tcPr>
-          <w:p>
-            <w:r>
-              <w:t>Draft the close-out handover pack, including a section on what to do if the matter resurfaces</w:t>
-            </w:r>
-          </w:p>
-        </w:tc>
-        <w:tc>
-          <w:tcPr>
-            <w:tcW w:type="dxa" w:w="2880"/>
-          </w:tcPr>
-          <w:p>
-            <w:r>
-              <w:t>Amy Carter</w:t>
-            </w:r>
-          </w:p>
-        </w:tc>
-        <w:tc>
-          <w:tcPr>
-            <w:tcW w:type="dxa" w:w="2880"/>
-          </w:tcPr>
-          <w:p>
-            <w:r>
-              <w:t>Within two weeks</w:t>
-            </w:r>
-          </w:p>
-        </w:tc>
-      </w:tr>
-      <w:tr>
-        <w:tc>
-          <w:tcPr>
-            <w:tcW w:type="dxa" w:w="2880"/>
-          </w:tcPr>
-          <w:p>
-            <w:r>
-              <w:t>Assemble the file of statements and approvals for the client</w:t>
-            </w:r>
-          </w:p>
-        </w:tc>
-        <w:tc>
-          <w:tcPr>
-            <w:tcW w:type="dxa" w:w="2880"/>
-          </w:tcPr>
-          <w:p>
-            <w:r>
-              <w:t>Nancy Suarez</w:t>
-            </w:r>
-          </w:p>
-        </w:tc>
-        <w:tc>
-          <w:tcPr>
-            <w:tcW w:type="dxa" w:w="2880"/>
-          </w:tcPr>
-          <w:p>
-            <w:r>
-              <w:t>Within two weeks</w:t>
-            </w:r>
-          </w:p>
-        </w:tc>
-      </w:tr>
-      <w:tr>
-        <w:tc>
-          <w:tcPr>
-            <w:tcW w:type="dxa" w:w="2880"/>
-          </w:tcPr>
-          <w:p>
-            <w:r>
-              <w:t>Refresh the firm's standard boilerplate for normal use</w:t>
-            </w:r>
-          </w:p>
-        </w:tc>
-        <w:tc>
-          <w:tcPr>
-            <w:tcW w:type="dxa" w:w="2880"/>
-          </w:tcPr>
-          <w:p>
-            <w:r>
-              <w:t>Amy Carter</w:t>
-            </w:r>
-          </w:p>
-        </w:tc>
-        <w:tc>
-          <w:tcPr>
-            <w:tcW w:type="dxa" w:w="2880"/>
-          </w:tcPr>
-          <w:p>
-            <w:r>
-              <w:t>Before close-out</w:t>
-            </w:r>
-          </w:p>
-        </w:tc>
-      </w:tr>
-      <w:tr>
-        <w:tc>
-          <w:tcPr>
-            <w:tcW w:type="dxa" w:w="2880"/>
-          </w:tcPr>
-          <w:p>
-            <w:r>
-              <w:t>Schedule the final review with leadership</w:t>
-            </w:r>
-          </w:p>
-        </w:tc>
-        <w:tc>
-          <w:tcPr>
-            <w:tcW w:type="dxa" w:w="2880"/>
-          </w:tcPr>
-          <w:p>
-            <w:r>
-              <w:t>Megan Sutton</w:t>
-            </w:r>
-          </w:p>
-        </w:tc>
-        <w:tc>
-          <w:tcPr>
-            <w:tcW w:type="dxa" w:w="2880"/>
-          </w:tcPr>
-          <w:p>
-            <w:r>
-              <w:t>Before month end</w:t>
-            </w:r>
-          </w:p>
-        </w:tc>
-      </w:tr>
-    </w:tbl>
     <w:p>
       <w:r>
-        <w:t>Minutes recorded by Nancy Suarez. The next and likely final working session will cover the handover pack and the close-out review.</w:t>
+        <w:t>The group discussed the closing customer update, which will confirm completion of remediation once operations has given its sign-off. It was agreed that the update should be brief and factual, that it should not describe the matter as closed in terms the Company cannot yet support, and that it should follow the corresponding employee note.</w:t>
+      </w:r>
+    </w:p>
+    <w:p>
+      <w:r>
+        <w:t>Amy Carter will draft both. Nancy Suarez observed that the distribution lists were last refreshed before the holidays and will confirm them with the Company before either message is released.</w:t>
+      </w:r>
+    </w:p>
+    <w:p>
+      <w:pPr>
+        <w:pStyle w:val="Heading2"/>
+      </w:pPr>
+      <w:r>
+        <w:t>3. Post-incident communications review</w:t>
+      </w:r>
+    </w:p>
+    <w:p>
+      <w:r>
+        <w:t>Amy Carter presented the outline of the review begun in the autumn. Megan Sutton asked that it treat the first days of the response candidly, including the points at which approvals were slow, so that the Company can address them in its own procedures.</w:t>
+      </w:r>
+    </w:p>
+    <w:p>
+      <w:r>
+        <w:t>Julie Hill agreed, and proposed that the review conclude with a short set of recommendations, each assigned to a function within the Company, so that it remains of practical use after the engagement ends. The proposal was accepted.</w:t>
+      </w:r>
+    </w:p>
+    <w:p>
+      <w:pPr>
+        <w:pStyle w:val="Heading2"/>
+      </w:pPr>
+      <w:r>
+        <w:t>4. Handover of materials</w:t>
+      </w:r>
+    </w:p>
+    <w:p>
+      <w:r>
+        <w:t>The Company will retain the approved statements, the reactive Q&amp;A and the inquiry log. Nancy Suarez will prepare an index of the archive and take the Company’s team through the release-day checklist, so that it can be run without the Firm’s support.</w:t>
+      </w:r>
+    </w:p>
+    <w:p>
+      <w:r>
+        <w:t>A final rehearsal for the designated spokespeople was discussed. It was agreed to hold a single session after the closing update is released, focused on how the matter should be referred to in future interviews and investor meetings.</w:t>
+      </w:r>
+    </w:p>
+    <w:p>
+      <w:pPr>
+        <w:pStyle w:val="Heading2"/>
+      </w:pPr>
+      <w:r>
+        <w:t>5. Other business</w:t>
+      </w:r>
+    </w:p>
+    <w:p>
+      <w:r>
+        <w:t>Megan Sutton thanked the team on behalf of the Company for its support through the response. No other business was raised.</w:t>
+      </w:r>
+    </w:p>
+    <w:p>
+      <w:pPr>
+        <w:pStyle w:val="Heading2"/>
+      </w:pPr>
+      <w:r>
+        <w:t>Actions agreed</w:t>
+      </w:r>
+    </w:p>
+    <w:p>
+      <w:pPr>
+        <w:pStyle w:val="ListBullet"/>
+      </w:pPr>
+      <w:r>
+        <w:t>Megan Sutton to confirm when operations expects to sign off the final remediation milestone.</w:t>
+      </w:r>
+    </w:p>
+    <w:p>
+      <w:pPr>
+        <w:pStyle w:val="ListBullet"/>
+      </w:pPr>
+      <w:r>
+        <w:t>Amy Carter to draft the closing employee note and customer update for Company review.</w:t>
+      </w:r>
+    </w:p>
+    <w:p>
+      <w:pPr>
+        <w:pStyle w:val="ListBullet"/>
+      </w:pPr>
+      <w:r>
+        <w:t>Amy Carter to circulate the full draft of the post-incident review, including its recommendations, ahead of the next session.</w:t>
+      </w:r>
+    </w:p>
+    <w:p>
+      <w:pPr>
+        <w:pStyle w:val="ListBullet"/>
+      </w:pPr>
+      <w:r>
+        <w:t>Nancy Suarez to refresh and confirm the distribution lists, and to prepare the archive index and the checklist walkthrough.</w:t>
+      </w:r>
+    </w:p>
+    <w:p>
+      <w:pPr>
+        <w:pStyle w:val="ListBullet"/>
+      </w:pPr>
+      <w:r>
+        <w:t>Julie Hill to review the draft post-incident review and agree its recommendations with Megan Sutton.</w:t>
+      </w:r>
+    </w:p>
+    <w:p>
+      <w:r>
+        <w:t>Next step: the group will reconvene as soon as operations confirms its sign-off, in order to approve the closing updates for release.</w:t>
       </w:r>
     </w:p>
     <w:sectPr>
